--- a/hin/docx/34.content.docx
+++ b/hin/docx/34.content.docx
@@ -19,7 +19,7 @@
         <w:rPr>
           <w:lang w:val="hi_IN" w:bidi="hi_IN"/>
         </w:rPr>
-        <w:t>Resource: अध्ययन नोट्स - पुस्तक परिचय (टिंडेल)</w:t>
+        <w:t>Resource: Tyndale Open Study Notes</w:t>
       </w:r>
       <w:r>
         <w:rPr>
@@ -112,7 +112,7 @@
         <w:rPr>
           <w:lang w:val="hi_IN" w:bidi="hi_IN"/>
         </w:rPr>
-        <w:t>अध्ययन नोट्स - पुस्तक परिचय (टिंडेल)</w:t>
+        <w:t>Tyndale Open Study Notes</w:t>
       </w:r>
     </w:p>
     <w:p>

--- a/hin/docx/34.content.docx
+++ b/hin/docx/34.content.docx
@@ -19,7 +19,7 @@
         <w:rPr>
           <w:lang w:val="hi_IN" w:bidi="hi_IN"/>
         </w:rPr>
-        <w:t>Resource: Tyndale Open Study Notes</w:t>
+        <w:t>Resource: Aquifer Open Study Notes (Book Intros)</w:t>
       </w:r>
       <w:r>
         <w:rPr>
@@ -112,7 +112,7 @@
         <w:rPr>
           <w:lang w:val="hi_IN" w:bidi="hi_IN"/>
         </w:rPr>
-        <w:t>Tyndale Open Study Notes</w:t>
+        <w:t>Aquifer Open Study Notes (Book Intros)</w:t>
       </w:r>
     </w:p>
     <w:p>

--- a/hin/docx/34.content.docx
+++ b/hin/docx/34.content.docx
@@ -271,18 +271,12 @@
         </w:rPr>
         <w:t>नहूम के समय में, यहूदा का राज्य एक महान महाशक्ति, अश्शूरी साम्राज्य द्वारा ग्रसित होने के खतरे में था। नीनवे, राजधानी से, महान राजा अश्शूरबनिपाल (668–626 ई.पू.) ने अश्शूरी शक्ति को उसकी चरम सीमा तक पहुँचाया। इसकी सैन्य शक्ति और सांस्कृतिक प्रभाव प्राचीन पश्चिमी एशिया की लंबाई और चौड़ाई में फैला हुआ था। यहाँ तक कि प्राचीन शहर थेबेस भी उसके विजयी कदमों तले कुचल चुका था (</w:t>
       </w:r>
-      <w:hyperlink r:id="rId13">
-        <w:r>
-          <w:rPr>
-            <w:lang w:val="hi_IN" w:bidi="hi_IN"/>
-          </w:rPr>
-          <w:rPr>
-            <w:color w:val="0000EE"/>
-            <w:u w:val="single"/>
-          </w:rPr>
-          <w:t>3:8–10</w:t>
-        </w:r>
-      </w:hyperlink>
+      <w:r>
+        <w:rPr>
+          <w:lang w:val="hi_IN" w:bidi="hi_IN"/>
+        </w:rPr>
+        <w:t>3:8–10</w:t>
+      </w:r>
       <w:r>
         <w:rPr>
           <w:lang w:val="hi_IN" w:bidi="hi_IN"/>
@@ -303,72 +297,48 @@
         </w:rPr>
         <w:t>ये परिस्थितियाँ नहूम और यहूदा के लोगों के लिए कम उत्साहजनक थीं। इस्राएल, उनका उत्तरी सम्बन्धी राज्य, पहले ही 722 ई.पू. में अश्शूरियों के हाथों गिर चुका था, और अब यहूदा उसी साम्राज्यवादी शत्रु का सामना कर रहा था। स्थिति तो और भी खराब हो गई जब, अश्शूरबनीपाल ने हाल ही में यहूदा के राजा, दुष्ट मनश्शे (697–642 ई.पू.), को पकड़ लिया था और बाबेल ले गया (</w:t>
       </w:r>
-      <w:hyperlink r:id="rId14">
-        <w:r>
-          <w:rPr>
-            <w:lang w:val="hi_IN" w:bidi="hi_IN"/>
-          </w:rPr>
-          <w:rPr>
-            <w:color w:val="0000EE"/>
-            <w:u w:val="single"/>
-          </w:rPr>
-          <w:t>2 इति 33:10–11</w:t>
-        </w:r>
-      </w:hyperlink>
+      <w:r>
+        <w:rPr>
+          <w:lang w:val="hi_IN" w:bidi="hi_IN"/>
+        </w:rPr>
+        <w:t>2 इति 33:10–11</w:t>
+      </w:r>
       <w:r>
         <w:rPr>
           <w:lang w:val="hi_IN" w:bidi="hi_IN"/>
         </w:rPr>
         <w:t>)। बँधुआई से मुक्त होने के बाद, पश्चातापी मनश्शे (</w:t>
       </w:r>
-      <w:hyperlink r:id="rId15">
-        <w:r>
-          <w:rPr>
-            <w:lang w:val="hi_IN" w:bidi="hi_IN"/>
-          </w:rPr>
-          <w:rPr>
-            <w:color w:val="0000EE"/>
-            <w:u w:val="single"/>
-          </w:rPr>
-          <w:t>2 इति 33:12–17</w:t>
-        </w:r>
-      </w:hyperlink>
+      <w:r>
+        <w:rPr>
+          <w:lang w:val="hi_IN" w:bidi="hi_IN"/>
+        </w:rPr>
+        <w:t>2 इति 33:12–17</w:t>
+      </w:r>
       <w:r>
         <w:rPr>
           <w:lang w:val="hi_IN" w:bidi="hi_IN"/>
         </w:rPr>
         <w:t>) ने अपनी पूर्व दुष्टता को मिटाने का प्रयास किया (</w:t>
       </w:r>
-      <w:hyperlink r:id="rId16">
-        <w:r>
-          <w:rPr>
-            <w:lang w:val="hi_IN" w:bidi="hi_IN"/>
-          </w:rPr>
-          <w:rPr>
-            <w:color w:val="0000EE"/>
-            <w:u w:val="single"/>
-          </w:rPr>
-          <w:t>2 रा 21:1–18</w:t>
-        </w:r>
-      </w:hyperlink>
+      <w:r>
+        <w:rPr>
+          <w:lang w:val="hi_IN" w:bidi="hi_IN"/>
+        </w:rPr>
+        <w:t>2 रा 21:1–18</w:t>
+      </w:r>
       <w:r>
         <w:rPr>
           <w:lang w:val="hi_IN" w:bidi="hi_IN"/>
         </w:rPr>
         <w:t xml:space="preserve">; </w:t>
       </w:r>
-      <w:hyperlink r:id="rId17">
-        <w:r>
-          <w:rPr>
-            <w:lang w:val="hi_IN" w:bidi="hi_IN"/>
-          </w:rPr>
-          <w:rPr>
-            <w:color w:val="0000EE"/>
-            <w:u w:val="single"/>
-          </w:rPr>
-          <w:t>2 इति 33:1–9</w:t>
-        </w:r>
-      </w:hyperlink>
+      <w:r>
+        <w:rPr>
+          <w:lang w:val="hi_IN" w:bidi="hi_IN"/>
+        </w:rPr>
+        <w:t>2 इति 33:1–9</w:t>
+      </w:r>
       <w:r>
         <w:rPr>
           <w:lang w:val="hi_IN" w:bidi="hi_IN"/>
@@ -426,36 +396,24 @@
         </w:rPr>
         <w:t xml:space="preserve">नहूम अपनी भविष्यवाणी की शुरुआत परमेश्वर की शक्ति को दो प्रभावशाली काव्यात्मक अंशों में दर्शाते हैं, </w:t>
       </w:r>
-      <w:hyperlink r:id="rId18">
-        <w:r>
-          <w:rPr>
-            <w:lang w:val="hi_IN" w:bidi="hi_IN"/>
-          </w:rPr>
-          <w:rPr>
-            <w:color w:val="0000EE"/>
-            <w:u w:val="single"/>
-          </w:rPr>
-          <w:t>1:2–6</w:t>
-        </w:r>
-      </w:hyperlink>
+      <w:r>
+        <w:rPr>
+          <w:lang w:val="hi_IN" w:bidi="hi_IN"/>
+        </w:rPr>
+        <w:t>1:2–6</w:t>
+      </w:r>
       <w:r>
         <w:rPr>
           <w:lang w:val="hi_IN" w:bidi="hi_IN"/>
         </w:rPr>
         <w:t xml:space="preserve"> और </w:t>
       </w:r>
-      <w:hyperlink r:id="rId19">
-        <w:r>
-          <w:rPr>
-            <w:lang w:val="hi_IN" w:bidi="hi_IN"/>
-          </w:rPr>
-          <w:rPr>
-            <w:color w:val="0000EE"/>
-            <w:u w:val="single"/>
-          </w:rPr>
-          <w:t>1:7–11</w:t>
-        </w:r>
-      </w:hyperlink>
+      <w:r>
+        <w:rPr>
+          <w:lang w:val="hi_IN" w:bidi="hi_IN"/>
+        </w:rPr>
+        <w:t>1:7–11</w:t>
+      </w:r>
       <w:r>
         <w:rPr>
           <w:lang w:val="hi_IN" w:bidi="hi_IN"/>
@@ -476,18 +434,12 @@
         </w:rPr>
         <w:t>नहूम फिर समझाते हैं कि इतिहास के प्रवाह में परमेश्वर के सार्वभौमिक न्याय का क्या अर्थ है (</w:t>
       </w:r>
-      <w:hyperlink r:id="rId20">
-        <w:r>
-          <w:rPr>
-            <w:lang w:val="hi_IN" w:bidi="hi_IN"/>
-          </w:rPr>
-          <w:rPr>
-            <w:color w:val="0000EE"/>
-            <w:u w:val="single"/>
-          </w:rPr>
-          <w:t>1:12–15</w:t>
-        </w:r>
-      </w:hyperlink>
+      <w:r>
+        <w:rPr>
+          <w:lang w:val="hi_IN" w:bidi="hi_IN"/>
+        </w:rPr>
+        <w:t>1:12–15</w:t>
+      </w:r>
       <w:r>
         <w:rPr>
           <w:lang w:val="hi_IN" w:bidi="hi_IN"/>
@@ -508,72 +460,48 @@
         </w:rPr>
         <w:t>यहूदा में सामान्य परिस्थितियों की वापसी और नीनवे की घेराबंदी की भविष्यवाणी करने के बाद (</w:t>
       </w:r>
-      <w:hyperlink r:id="rId21">
-        <w:r>
-          <w:rPr>
-            <w:lang w:val="hi_IN" w:bidi="hi_IN"/>
-          </w:rPr>
-          <w:rPr>
-            <w:color w:val="0000EE"/>
-            <w:u w:val="single"/>
-          </w:rPr>
-          <w:t>2:1–2</w:t>
-        </w:r>
-      </w:hyperlink>
+      <w:r>
+        <w:rPr>
+          <w:lang w:val="hi_IN" w:bidi="hi_IN"/>
+        </w:rPr>
+        <w:t>2:1–2</w:t>
+      </w:r>
       <w:r>
         <w:rPr>
           <w:lang w:val="hi_IN" w:bidi="hi_IN"/>
         </w:rPr>
         <w:t>), नहूम अश्शूरी राजधानी के पतन का दो जीवंत चित्रण प्रस्तुत करते हैं (</w:t>
       </w:r>
-      <w:hyperlink r:id="rId22">
-        <w:r>
-          <w:rPr>
-            <w:lang w:val="hi_IN" w:bidi="hi_IN"/>
-          </w:rPr>
-          <w:rPr>
-            <w:color w:val="0000EE"/>
-            <w:u w:val="single"/>
-          </w:rPr>
-          <w:t>2:3–10</w:t>
-        </w:r>
-      </w:hyperlink>
+      <w:r>
+        <w:rPr>
+          <w:lang w:val="hi_IN" w:bidi="hi_IN"/>
+        </w:rPr>
+        <w:t>2:3–10</w:t>
+      </w:r>
       <w:r>
         <w:rPr>
           <w:lang w:val="hi_IN" w:bidi="hi_IN"/>
         </w:rPr>
         <w:t xml:space="preserve">; </w:t>
       </w:r>
-      <w:hyperlink r:id="rId23">
-        <w:r>
-          <w:rPr>
-            <w:lang w:val="hi_IN" w:bidi="hi_IN"/>
-          </w:rPr>
-          <w:rPr>
-            <w:color w:val="0000EE"/>
-            <w:u w:val="single"/>
-          </w:rPr>
-          <w:t>3:1–7</w:t>
-        </w:r>
-      </w:hyperlink>
+      <w:r>
+        <w:rPr>
+          <w:lang w:val="hi_IN" w:bidi="hi_IN"/>
+        </w:rPr>
+        <w:t>3:1–7</w:t>
+      </w:r>
       <w:r>
         <w:rPr>
           <w:lang w:val="hi_IN" w:bidi="hi_IN"/>
         </w:rPr>
         <w:t>)। इन दोनों विवरणों के बीच, नहूम एक संक्षिप्त, व्यंग्यात्मक गीत में नीनवे के विनाश पर विचार करते हैं। तीखे व्यंग्य के साथ, वह घमंडी नीनवे के लोभ को समाप्त करने के परमेश्वर के इरादे की घोषणा करते हैं (</w:t>
       </w:r>
-      <w:hyperlink r:id="rId24">
-        <w:r>
-          <w:rPr>
-            <w:lang w:val="hi_IN" w:bidi="hi_IN"/>
-          </w:rPr>
-          <w:rPr>
-            <w:color w:val="0000EE"/>
-            <w:u w:val="single"/>
-          </w:rPr>
-          <w:t>2:11–13</w:t>
-        </w:r>
-      </w:hyperlink>
+      <w:r>
+        <w:rPr>
+          <w:lang w:val="hi_IN" w:bidi="hi_IN"/>
+        </w:rPr>
+        <w:t>2:11–13</w:t>
+      </w:r>
       <w:r>
         <w:rPr>
           <w:lang w:val="hi_IN" w:bidi="hi_IN"/>
@@ -594,36 +522,24 @@
         </w:rPr>
         <w:t>नहूम अपने दूसरे वर्णन में नीनवे के पतन को शहर के एक और व्यंग्य के माध्यम से आगे बढ़ाता हैं। नीनवे मिस्र की राजधानी, थेबेस (</w:t>
       </w:r>
-      <w:hyperlink r:id="rId25">
-        <w:r>
-          <w:rPr>
-            <w:lang w:val="hi_IN" w:bidi="hi_IN"/>
-          </w:rPr>
-          <w:rPr>
-            <w:color w:val="0000EE"/>
-            <w:u w:val="single"/>
-          </w:rPr>
-          <w:t>3:8–13</w:t>
-        </w:r>
-      </w:hyperlink>
+      <w:r>
+        <w:rPr>
+          <w:lang w:val="hi_IN" w:bidi="hi_IN"/>
+        </w:rPr>
+        <w:t>3:8–13</w:t>
+      </w:r>
       <w:r>
         <w:rPr>
           <w:lang w:val="hi_IN" w:bidi="hi_IN"/>
         </w:rPr>
         <w:t>) से अधिक सुरक्षित नहीं होगी, जिसे अश्शूर ने नष्ट कर दिया था। नहूम अपनी भविष्यवाणी को एक और व्यंग्य के टुकड़े के साथ समाप्त करते हैं (</w:t>
       </w:r>
-      <w:hyperlink r:id="rId26">
-        <w:r>
-          <w:rPr>
-            <w:lang w:val="hi_IN" w:bidi="hi_IN"/>
-          </w:rPr>
-          <w:rPr>
-            <w:color w:val="0000EE"/>
-            <w:u w:val="single"/>
-          </w:rPr>
-          <w:t>3:14–19</w:t>
-        </w:r>
-      </w:hyperlink>
+      <w:r>
+        <w:rPr>
+          <w:lang w:val="hi_IN" w:bidi="hi_IN"/>
+        </w:rPr>
+        <w:t>3:14–19</w:t>
+      </w:r>
       <w:r>
         <w:rPr>
           <w:lang w:val="hi_IN" w:bidi="hi_IN"/>
@@ -681,18 +597,12 @@
         </w:rPr>
         <w:t>" के रूप में पहचाना गया है (</w:t>
       </w:r>
-      <w:hyperlink r:id="rId27">
-        <w:r>
-          <w:rPr>
-            <w:lang w:val="hi_IN" w:bidi="hi_IN"/>
-          </w:rPr>
-          <w:rPr>
-            <w:color w:val="0000EE"/>
-            <w:u w:val="single"/>
-          </w:rPr>
-          <w:t>1:1</w:t>
-        </w:r>
-      </w:hyperlink>
+      <w:r>
+        <w:rPr>
+          <w:lang w:val="hi_IN" w:bidi="hi_IN"/>
+        </w:rPr>
+        <w:t>1:1</w:t>
+      </w:r>
       <w:r>
         <w:rPr>
           <w:lang w:val="hi_IN" w:bidi="hi_IN"/>
@@ -724,36 +634,24 @@
         </w:rPr>
         <w:t xml:space="preserve">नहूम ने थेबेस के पतन (663 ई.पू.; </w:t>
       </w:r>
-      <w:hyperlink r:id="rId28">
-        <w:r>
-          <w:rPr>
-            <w:lang w:val="hi_IN" w:bidi="hi_IN"/>
-          </w:rPr>
-          <w:rPr>
-            <w:color w:val="0000EE"/>
-            <w:u w:val="single"/>
-          </w:rPr>
-          <w:t>3:10</w:t>
-        </w:r>
-      </w:hyperlink>
+      <w:r>
+        <w:rPr>
+          <w:lang w:val="hi_IN" w:bidi="hi_IN"/>
+        </w:rPr>
+        <w:t>3:10</w:t>
+      </w:r>
       <w:r>
         <w:rPr>
           <w:lang w:val="hi_IN" w:bidi="hi_IN"/>
         </w:rPr>
         <w:t>) का उल्लेख किया है और नीनवे के पतन की भविष्यवाणी की है, जो 612 ई.पू. में हुआ था। इसलिए, नहूम ने ये भविष्यवाणियाँ 663 और 612 ई.पू. के बीच कहीं की थीं। इन वर्षों के अंतराल में उसने कब ऐसा किया, इस पर मतभेद है। यह संभवतः मनश्शे के शासनकाल के अंतिम वर्षों में (लगभग 648–645 ई.पू.) हुआ, शायद अश्शूरी कैद से रिहा होने के बाद मनश्शे के सुधार प्रयासों के दौरान (</w:t>
       </w:r>
-      <w:hyperlink r:id="rId29">
-        <w:r>
-          <w:rPr>
-            <w:lang w:val="hi_IN" w:bidi="hi_IN"/>
-          </w:rPr>
-          <w:rPr>
-            <w:color w:val="0000EE"/>
-            <w:u w:val="single"/>
-          </w:rPr>
-          <w:t>2 इति 33:12–16</w:t>
-        </w:r>
-      </w:hyperlink>
+      <w:r>
+        <w:rPr>
+          <w:lang w:val="hi_IN" w:bidi="hi_IN"/>
+        </w:rPr>
+        <w:t>2 इति 33:12–16</w:t>
+      </w:r>
       <w:r>
         <w:rPr>
           <w:lang w:val="hi_IN" w:bidi="hi_IN"/>
@@ -799,72 +697,48 @@
         </w:rPr>
         <w:t>परमेश्वर धैर्यवान हैं (</w:t>
       </w:r>
-      <w:hyperlink r:id="rId30">
-        <w:r>
-          <w:rPr>
-            <w:lang w:val="hi_IN" w:bidi="hi_IN"/>
-          </w:rPr>
-          <w:rPr>
-            <w:color w:val="0000EE"/>
-            <w:u w:val="single"/>
-          </w:rPr>
-          <w:t>1:3</w:t>
-        </w:r>
-      </w:hyperlink>
+      <w:r>
+        <w:rPr>
+          <w:lang w:val="hi_IN" w:bidi="hi_IN"/>
+        </w:rPr>
+        <w:t>1:3</w:t>
+      </w:r>
       <w:r>
         <w:rPr>
           <w:lang w:val="hi_IN" w:bidi="hi_IN"/>
         </w:rPr>
         <w:t>), और उनके लोगों को भी धैर्य रखना चाहिए। इस बात का आश्वासन कि यह अच्छा और देखभाल करने वाले यहोवा (</w:t>
       </w:r>
-      <w:hyperlink r:id="rId31">
-        <w:r>
-          <w:rPr>
-            <w:lang w:val="hi_IN" w:bidi="hi_IN"/>
-          </w:rPr>
-          <w:rPr>
-            <w:color w:val="0000EE"/>
-            <w:u w:val="single"/>
-          </w:rPr>
-          <w:t>1:7</w:t>
-        </w:r>
-      </w:hyperlink>
+      <w:r>
+        <w:rPr>
+          <w:lang w:val="hi_IN" w:bidi="hi_IN"/>
+        </w:rPr>
+        <w:t>1:7</w:t>
+      </w:r>
       <w:r>
         <w:rPr>
           <w:lang w:val="hi_IN" w:bidi="hi_IN"/>
         </w:rPr>
         <w:t>) अपने लोगों के लिए एक विशिष्ट उद्देश्य रखते हैं (</w:t>
       </w:r>
-      <w:hyperlink r:id="rId32">
-        <w:r>
-          <w:rPr>
-            <w:lang w:val="hi_IN" w:bidi="hi_IN"/>
-          </w:rPr>
-          <w:rPr>
-            <w:color w:val="0000EE"/>
-            <w:u w:val="single"/>
-          </w:rPr>
-          <w:t>2:2</w:t>
-        </w:r>
-      </w:hyperlink>
+      <w:r>
+        <w:rPr>
+          <w:lang w:val="hi_IN" w:bidi="hi_IN"/>
+        </w:rPr>
+        <w:t>2:2</w:t>
+      </w:r>
       <w:r>
         <w:rPr>
           <w:lang w:val="hi_IN" w:bidi="hi_IN"/>
         </w:rPr>
         <w:t>), उन्हें विश्वास और भरोसे का जीवन जीने के लिए प्रोत्साहित करता है। पुस्तक के डरावने स्वर के परे आशा की अच्छी खबर है (</w:t>
       </w:r>
-      <w:hyperlink r:id="rId33">
-        <w:r>
-          <w:rPr>
-            <w:lang w:val="hi_IN" w:bidi="hi_IN"/>
-          </w:rPr>
-          <w:rPr>
-            <w:color w:val="0000EE"/>
-            <w:u w:val="single"/>
-          </w:rPr>
-          <w:t>1:15</w:t>
-        </w:r>
-      </w:hyperlink>
+      <w:r>
+        <w:rPr>
+          <w:lang w:val="hi_IN" w:bidi="hi_IN"/>
+        </w:rPr>
+        <w:t>1:15</w:t>
+      </w:r>
       <w:r>
         <w:rPr>
           <w:lang w:val="hi_IN" w:bidi="hi_IN"/>
@@ -885,36 +759,24 @@
         </w:rPr>
         <w:t>पवित्रशास्त्र के बाद के लेखकों ने नहूम की शुभ समाचार में मसीह के शुभ समाचार का एक प्रतिज्ञा पाया (</w:t>
       </w:r>
-      <w:hyperlink r:id="rId34">
-        <w:r>
-          <w:rPr>
-            <w:lang w:val="hi_IN" w:bidi="hi_IN"/>
-          </w:rPr>
-          <w:rPr>
-            <w:color w:val="0000EE"/>
-            <w:u w:val="single"/>
-          </w:rPr>
-          <w:t>रोम 10:15</w:t>
-        </w:r>
-      </w:hyperlink>
+      <w:r>
+        <w:rPr>
+          <w:lang w:val="hi_IN" w:bidi="hi_IN"/>
+        </w:rPr>
+        <w:t>रोम 10:15</w:t>
+      </w:r>
       <w:r>
         <w:rPr>
           <w:lang w:val="hi_IN" w:bidi="hi_IN"/>
         </w:rPr>
         <w:t xml:space="preserve">; देखें </w:t>
       </w:r>
-      <w:hyperlink r:id="rId35">
-        <w:r>
-          <w:rPr>
-            <w:lang w:val="hi_IN" w:bidi="hi_IN"/>
-          </w:rPr>
-          <w:rPr>
-            <w:color w:val="0000EE"/>
-            <w:u w:val="single"/>
-          </w:rPr>
-          <w:t>यश 52:7</w:t>
-        </w:r>
-      </w:hyperlink>
+      <w:r>
+        <w:rPr>
+          <w:lang w:val="hi_IN" w:bidi="hi_IN"/>
+        </w:rPr>
+        <w:t>यश 52:7</w:t>
+      </w:r>
       <w:r>
         <w:rPr>
           <w:lang w:val="hi_IN" w:bidi="hi_IN"/>
